--- a/juridico/7 - Checklist Documental para Aprovacao.docx
+++ b/juridico/7 - Checklist Documental para Aprovacao.docx
@@ -33,7 +33,7 @@
           <w:sz w:val="19"/>
           <w:szCs w:val="19"/>
         </w:rPr>
-        <w:t xml:space="preserve">Timorgiana, Lda  ·  Instrumento de trabalho  ·  Versão de 3 de Setembro de 2026</w:t>
+        <w:t xml:space="preserve">Timorgiana, Lda  ·  Instrumento de trabalho  ·  Versão de 14 de Setembro de 2026</w:t>
       </w:r>
     </w:p>
     <w:p>
@@ -71,7 +71,7 @@
           <w:sz w:val="23"/>
           <w:szCs w:val="23"/>
         </w:rPr>
-        <w:t xml:space="preserve">1.  Os cinco documentos</w:t>
+        <w:t xml:space="preserve">1.  Os seis documentos</w:t>
       </w:r>
     </w:p>
     <w:tbl>
@@ -384,7 +384,7 @@
                 <w:sz w:val="19"/>
                 <w:szCs w:val="19"/>
               </w:rPr>
-              <w:t xml:space="preserve">Carta de condução</w:t>
+              <w:t xml:space="preserve">Carta de condução (frente)</w:t>
             </w:r>
           </w:p>
         </w:tc>
@@ -463,6 +463,84 @@
                 <w:sz w:val="19"/>
                 <w:szCs w:val="19"/>
               </w:rPr>
+              <w:t xml:space="preserve">Carta de condução (verso)</w:t>
+            </w:r>
+          </w:p>
+        </w:tc>
+        <w:tc>
+          <w:tcPr>
+            <w:tcW w:type="dxa" w:w="2700"/>
+            <w:shd w:fill="F7F5F1" w:val="clear"/>
+            <w:tcMar>
+              <w:top w:type="dxa" w:w="90"/>
+              <w:left w:type="dxa" w:w="120"/>
+              <w:bottom w:type="dxa" w:w="90"/>
+              <w:right w:type="dxa" w:w="120"/>
+            </w:tcMar>
+          </w:tcPr>
+          <w:p>
+            <w:pPr>
+              <w:spacing w:after="0" w:line="264"/>
+            </w:pPr>
+            <w:r>
+              <w:rPr>
+                <w:rFonts w:ascii="Calibri" w:cs="Calibri" w:eastAsia="Calibri" w:hAnsi="Calibri"/>
+                <w:color w:val="14201D"/>
+                <w:sz w:val="19"/>
+                <w:szCs w:val="19"/>
+              </w:rPr>
+              <w:t xml:space="preserve">Não exigida — a validade consta da frente</w:t>
+            </w:r>
+          </w:p>
+        </w:tc>
+      </w:tr>
+      <w:tr>
+        <w:tc>
+          <w:tcPr>
+            <w:tcW w:type="dxa" w:w="600"/>
+            <w:tcMar>
+              <w:top w:type="dxa" w:w="90"/>
+              <w:left w:type="dxa" w:w="120"/>
+              <w:bottom w:type="dxa" w:w="90"/>
+              <w:right w:type="dxa" w:w="120"/>
+            </w:tcMar>
+          </w:tcPr>
+          <w:p>
+            <w:pPr>
+              <w:spacing w:after="0" w:line="264"/>
+            </w:pPr>
+            <w:r>
+              <w:rPr>
+                <w:rFonts w:ascii="Calibri" w:cs="Calibri" w:eastAsia="Calibri" w:hAnsi="Calibri"/>
+                <w:color w:val="14201D"/>
+                <w:sz w:val="19"/>
+                <w:szCs w:val="19"/>
+              </w:rPr>
+              <w:t xml:space="preserve">5</w:t>
+            </w:r>
+          </w:p>
+        </w:tc>
+        <w:tc>
+          <w:tcPr>
+            <w:tcW w:type="dxa" w:w="5200"/>
+            <w:tcMar>
+              <w:top w:type="dxa" w:w="90"/>
+              <w:left w:type="dxa" w:w="120"/>
+              <w:bottom w:type="dxa" w:w="90"/>
+              <w:right w:type="dxa" w:w="120"/>
+            </w:tcMar>
+          </w:tcPr>
+          <w:p>
+            <w:pPr>
+              <w:spacing w:after="0" w:line="264"/>
+            </w:pPr>
+            <w:r>
+              <w:rPr>
+                <w:rFonts w:ascii="Calibri" w:cs="Calibri" w:eastAsia="Calibri" w:hAnsi="Calibri"/>
+                <w:color w:val="14201D"/>
+                <w:sz w:val="19"/>
+                <w:szCs w:val="19"/>
+              </w:rPr>
               <w:t xml:space="preserve">Cartão de registo do veículo</w:t>
             </w:r>
           </w:p>
@@ -470,7 +548,6 @@
         <w:tc>
           <w:tcPr>
             <w:tcW w:type="dxa" w:w="2700"/>
-            <w:shd w:fill="F7F5F1" w:val="clear"/>
             <w:tcMar>
               <w:top w:type="dxa" w:w="90"/>
               <w:left w:type="dxa" w:w="120"/>
@@ -498,31 +575,33 @@
         <w:tc>
           <w:tcPr>
             <w:tcW w:type="dxa" w:w="600"/>
-            <w:tcMar>
-              <w:top w:type="dxa" w:w="90"/>
-              <w:left w:type="dxa" w:w="120"/>
-              <w:bottom w:type="dxa" w:w="90"/>
-              <w:right w:type="dxa" w:w="120"/>
-            </w:tcMar>
-          </w:tcPr>
-          <w:p>
-            <w:pPr>
-              <w:spacing w:after="0" w:line="264"/>
-            </w:pPr>
-            <w:r>
-              <w:rPr>
-                <w:rFonts w:ascii="Calibri" w:cs="Calibri" w:eastAsia="Calibri" w:hAnsi="Calibri"/>
-                <w:color w:val="14201D"/>
-                <w:sz w:val="19"/>
-                <w:szCs w:val="19"/>
-              </w:rPr>
-              <w:t xml:space="preserve">5</w:t>
+            <w:shd w:fill="F7F5F1" w:val="clear"/>
+            <w:tcMar>
+              <w:top w:type="dxa" w:w="90"/>
+              <w:left w:type="dxa" w:w="120"/>
+              <w:bottom w:type="dxa" w:w="90"/>
+              <w:right w:type="dxa" w:w="120"/>
+            </w:tcMar>
+          </w:tcPr>
+          <w:p>
+            <w:pPr>
+              <w:spacing w:after="0" w:line="264"/>
+            </w:pPr>
+            <w:r>
+              <w:rPr>
+                <w:rFonts w:ascii="Calibri" w:cs="Calibri" w:eastAsia="Calibri" w:hAnsi="Calibri"/>
+                <w:color w:val="14201D"/>
+                <w:sz w:val="19"/>
+                <w:szCs w:val="19"/>
+              </w:rPr>
+              <w:t xml:space="preserve">6</w:t>
             </w:r>
           </w:p>
         </w:tc>
         <w:tc>
           <w:tcPr>
             <w:tcW w:type="dxa" w:w="5200"/>
+            <w:shd w:fill="F7F5F1" w:val="clear"/>
             <w:tcMar>
               <w:top w:type="dxa" w:w="90"/>
               <w:left w:type="dxa" w:w="120"/>
@@ -548,6 +627,7 @@
         <w:tc>
           <w:tcPr>
             <w:tcW w:type="dxa" w:w="2700"/>
+            <w:shd w:fill="F7F5F1" w:val="clear"/>
             <w:tcMar>
               <w:top w:type="dxa" w:w="90"/>
               <w:left w:type="dxa" w:w="120"/>
@@ -760,7 +840,7 @@
                 <w:sz w:val="19"/>
                 <w:szCs w:val="19"/>
               </w:rPr>
-              <w:t xml:space="preserve">Estão submetidos os cinco documentos</w:t>
+              <w:t xml:space="preserve">Estão submetidos os seis documentos</w:t>
             </w:r>
           </w:p>
         </w:tc>
@@ -1245,7 +1325,7 @@
           <w:sz w:val="20"/>
           <w:szCs w:val="20"/>
         </w:rPr>
-        <w:t xml:space="preserve">A verificação de plausibilidade é a que mais trabalho poupa. As datas são escritas pelo próprio motorista a olhar para o cartão, e nada o impede de escrever 2035. A aplicação não sabe ler o cartão, mas sabe que um Kartaun Inspesaun vale um ano: uma validade a três anos de distância não é um documento válido, é um lapso ou uma invenção. Não recusa — levanta o dedo, para que se olhe com atenção para aquela fotografia em vez de olhar para as cinco com a mesma atenção.</w:t>
+        <w:t xml:space="preserve">A verificação de plausibilidade é a que mais trabalho poupa. As datas são escritas pelo próprio motorista a olhar para o cartão, e nada o impede de escrever 2035. A aplicação não sabe ler o cartão, mas sabe que um Kartaun Inspesaun vale um ano: uma validade a três anos de distância não é um documento válido, é um lapso ou uma invenção. Não recusa — levanta o dedo, para que se olhe com atenção para aquela fotografia em vez de olhar para as seis com a mesma atenção.</w:t>
       </w:r>
     </w:p>
     <w:p>
@@ -1775,7 +1855,7 @@
                 <w:sz w:val="19"/>
                 <w:szCs w:val="19"/>
               </w:rPr>
-              <w:t xml:space="preserve">Documento 4 e dados do veículo</w:t>
+              <w:t xml:space="preserve">Documento 5 e dados do veículo</w:t>
             </w:r>
           </w:p>
         </w:tc>
@@ -1932,7 +2012,7 @@
                 <w:sz w:val="19"/>
                 <w:szCs w:val="19"/>
               </w:rPr>
-              <w:t xml:space="preserve">Documento 3 e tipo de veículo</w:t>
+              <w:t xml:space="preserve">Documento 4 (verso); o painel indica por baixo o veículo declarado</w:t>
             </w:r>
           </w:p>
         </w:tc>
@@ -3370,7 +3450,7 @@
         <w:sz w:val="15"/>
         <w:szCs w:val="15"/>
       </w:rPr>
-      <w:t xml:space="preserve">Checklist Documental para Aprovação na Aplicação  ·  3 de Setembro de 2026  ·  página </w:t>
+      <w:t xml:space="preserve">Checklist Documental para Aprovação na Aplicação  ·  14 de Setembro de 2026  ·  página </w:t>
     </w:r>
     <w:r>
       <w:rPr>

--- a/juridico/7 - Checklist Documental para Aprovacao.docx
+++ b/juridico/7 - Checklist Documental para Aprovacao.docx
@@ -33,7 +33,7 @@
           <w:sz w:val="19"/>
           <w:szCs w:val="19"/>
         </w:rPr>
-        <w:t xml:space="preserve">Timorgiana, Lda  ·  Instrumento de trabalho  ·  Versão de 14 de Setembro de 2026</w:t>
+        <w:t xml:space="preserve">Timorgiara Neto, Unipessoal Lda  ·  Instrumento de trabalho  ·  Versão de 14 de Setembro de 2026</w:t>
       </w:r>
     </w:p>
     <w:p>
@@ -54,7 +54,7 @@
           <w:sz w:val="20"/>
           <w:szCs w:val="20"/>
         </w:rPr>
-        <w:t xml:space="preserve">NOTA PRÉVIA, PARA QUE ESTE DOCUMENTO NÃO DESCREVA O QUE NÃO EXISTE. Hoje a aplicação NÃO aprova ninguém sozinha. Ela verifica automaticamente o que é objectivo e apresenta o resultado a quem decide, no painel. A decisão final é de uma pessoa. Este documento separa, por isso, o que a máquina verifica do que continua a exigir olhos humanos. A Timorgiana, Lda decidiu manter a decisão humana e não adotar a aprovação automática — ver o n.º 5.</w:t>
+        <w:t xml:space="preserve">NOTA PRÉVIA, PARA QUE ESTE DOCUMENTO NÃO DESCREVA O QUE NÃO EXISTE. Hoje a aplicação NÃO aprova ninguém sozinha. Ela verifica automaticamente o que é objectivo e apresenta o resultado a quem decide, no painel. A decisão final é de uma pessoa. Este documento separa, por isso, o que a máquina verifica do que continua a exigir olhos humanos. A Timorgiara Neto, Unipessoal Lda decidiu manter a decisão humana e não adotar a aprovação automática — ver o n.º 5.</w:t>
       </w:r>
     </w:p>
     <w:p>
@@ -2405,7 +2405,7 @@
           <w:sz w:val="21"/>
           <w:szCs w:val="21"/>
         </w:rPr>
-        <w:t xml:space="preserve">A Timorgiana, Lda decidiu não adotar a aprovação automática.</w:t>
+        <w:t xml:space="preserve">A Timorgiara Neto, Unipessoal Lda decidiu não adotar a aprovação automática.</w:t>
       </w:r>
       <w:r>
         <w:rPr>
@@ -3540,7 +3540,7 @@
         <w:sz w:val="16"/>
         <w:szCs w:val="16"/>
       </w:rPr>
-      <w:t xml:space="preserve">TimorgianaRide  ·  Timorgiana, Lda</w:t>
+      <w:t xml:space="preserve">TimorgianaRide  ·  Timorgiara Neto, Unipessoal Lda</w:t>
     </w:r>
   </w:p>
 </w:hdr>

--- a/juridico/7 - Checklist Documental para Aprovacao.docx
+++ b/juridico/7 - Checklist Documental para Aprovacao.docx
@@ -33,7 +33,7 @@
           <w:sz w:val="19"/>
           <w:szCs w:val="19"/>
         </w:rPr>
-        <w:t xml:space="preserve">Timorgiara Neto, Unipessoal Lda  ·  Instrumento de trabalho  ·  Versão de 14 de Setembro de 2026</w:t>
+        <w:t xml:space="preserve">Timorgiara Neto, Unipessoal, Lda  ·  Instrumento de trabalho  ·  Versão de 14 de Setembro de 2026</w:t>
       </w:r>
     </w:p>
     <w:p>
@@ -54,7 +54,7 @@
           <w:sz w:val="20"/>
           <w:szCs w:val="20"/>
         </w:rPr>
-        <w:t xml:space="preserve">NOTA PRÉVIA, PARA QUE ESTE DOCUMENTO NÃO DESCREVA O QUE NÃO EXISTE. Hoje a aplicação NÃO aprova ninguém sozinha. Ela verifica automaticamente o que é objectivo e apresenta o resultado a quem decide, no painel. A decisão final é de uma pessoa. Este documento separa, por isso, o que a máquina verifica do que continua a exigir olhos humanos. A Timorgiara Neto, Unipessoal Lda decidiu manter a decisão humana e não adotar a aprovação automática — ver o n.º 5.</w:t>
+        <w:t xml:space="preserve">NOTA PRÉVIA, PARA QUE ESTE DOCUMENTO NÃO DESCREVA O QUE NÃO EXISTE. Hoje a aplicação NÃO aprova ninguém sozinha. Ela verifica automaticamente o que é objectivo e apresenta o resultado a quem decide, no painel. A decisão final é de uma pessoa. Este documento separa, por isso, o que a máquina verifica do que continua a exigir olhos humanos. A Timorgiara Neto, Unipessoal, Lda decidiu manter a decisão humana e não adotar a aprovação automática — ver o n.º 5.</w:t>
       </w:r>
     </w:p>
     <w:p>
@@ -2405,7 +2405,7 @@
           <w:sz w:val="21"/>
           <w:szCs w:val="21"/>
         </w:rPr>
-        <w:t xml:space="preserve">A Timorgiara Neto, Unipessoal Lda decidiu não adotar a aprovação automática.</w:t>
+        <w:t xml:space="preserve">A Timorgiara Neto, Unipessoal, Lda decidiu não adotar a aprovação automática.</w:t>
       </w:r>
       <w:r>
         <w:rPr>
@@ -3540,7 +3540,7 @@
         <w:sz w:val="16"/>
         <w:szCs w:val="16"/>
       </w:rPr>
-      <w:t xml:space="preserve">TimorgianaRide  ·  Timorgiara Neto, Unipessoal Lda</w:t>
+      <w:t xml:space="preserve">TimorgianaRide  ·  Timorgiara Neto, Unipessoal, Lda</w:t>
     </w:r>
   </w:p>
 </w:hdr>

--- a/juridico/7 - Checklist Documental para Aprovacao.docx
+++ b/juridico/7 - Checklist Documental para Aprovacao.docx
@@ -3540,7 +3540,7 @@
         <w:sz w:val="16"/>
         <w:szCs w:val="16"/>
       </w:rPr>
-      <w:t xml:space="preserve">TimorgianaRide  ·  Timorgiara Neto, Unipessoal, Lda</w:t>
+      <w:t xml:space="preserve">HAKAT  ·  Timorgiara Neto, Unipessoal, Lda</w:t>
     </w:r>
   </w:p>
 </w:hdr>

--- a/juridico/7 - Checklist Documental para Aprovacao.docx
+++ b/juridico/7 - Checklist Documental para Aprovacao.docx
@@ -33,7 +33,7 @@
           <w:sz w:val="19"/>
           <w:szCs w:val="19"/>
         </w:rPr>
-        <w:t xml:space="preserve">Timorgiara Neto, Unipessoal, Lda  ·  Instrumento de trabalho  ·  Versão de 14 de Setembro de 2026</w:t>
+        <w:t xml:space="preserve">Timorgiara Neto, Unipessoal, Lda.  ·  Instrumento de trabalho  ·  Versão de 14 de Setembro de 2026</w:t>
       </w:r>
     </w:p>
     <w:p>
@@ -54,7 +54,7 @@
           <w:sz w:val="20"/>
           <w:szCs w:val="20"/>
         </w:rPr>
-        <w:t xml:space="preserve">NOTA PRÉVIA, PARA QUE ESTE DOCUMENTO NÃO DESCREVA O QUE NÃO EXISTE. Hoje a aplicação NÃO aprova ninguém sozinha. Ela verifica automaticamente o que é objectivo e apresenta o resultado a quem decide, no painel. A decisão final é de uma pessoa. Este documento separa, por isso, o que a máquina verifica do que continua a exigir olhos humanos. A Timorgiara Neto, Unipessoal, Lda decidiu manter a decisão humana e não adotar a aprovação automática — ver o n.º 5.</w:t>
+        <w:t xml:space="preserve">NOTA PRÉVIA, PARA QUE ESTE DOCUMENTO NÃO DESCREVA O QUE NÃO EXISTE. Hoje a aplicação NÃO aprova ninguém sozinha. Ela verifica automaticamente o que é objectivo e apresenta o resultado a quem decide, no painel. A decisão final é de uma pessoa. Este documento separa, por isso, o que a máquina verifica do que continua a exigir olhos humanos. A Timorgiara Neto, Unipessoal, Lda. decidiu manter a decisão humana e não adotar a aprovação automática — ver o n.º 5.</w:t>
       </w:r>
     </w:p>
     <w:p>
@@ -2405,7 +2405,7 @@
           <w:sz w:val="21"/>
           <w:szCs w:val="21"/>
         </w:rPr>
-        <w:t xml:space="preserve">A Timorgiara Neto, Unipessoal, Lda decidiu não adotar a aprovação automática.</w:t>
+        <w:t xml:space="preserve">A Timorgiara Neto, Unipessoal, Lda. decidiu não adotar a aprovação automática.</w:t>
       </w:r>
       <w:r>
         <w:rPr>
@@ -3540,7 +3540,7 @@
         <w:sz w:val="16"/>
         <w:szCs w:val="16"/>
       </w:rPr>
-      <w:t xml:space="preserve">HAKAT  ·  Timorgiara Neto, Unipessoal, Lda</w:t>
+      <w:t xml:space="preserve">HAKAT  ·  Timorgiara Neto, Unipessoal, Lda.</w:t>
     </w:r>
   </w:p>
 </w:hdr>

--- a/juridico/7 - Checklist Documental para Aprovacao.docx
+++ b/juridico/7 - Checklist Documental para Aprovacao.docx
@@ -647,6 +647,83 @@
                 <w:szCs w:val="19"/>
               </w:rPr>
               <w:t xml:space="preserve">Obrigatória</w:t>
+            </w:r>
+          </w:p>
+        </w:tc>
+      </w:tr>
+      <w:tr>
+        <w:tc>
+          <w:tcPr>
+            <w:tcW w:type="dxa" w:w="600"/>
+            <w:tcMar>
+              <w:top w:type="dxa" w:w="90"/>
+              <w:left w:type="dxa" w:w="120"/>
+              <w:bottom w:type="dxa" w:w="90"/>
+              <w:right w:type="dxa" w:w="120"/>
+            </w:tcMar>
+          </w:tcPr>
+          <w:p>
+            <w:pPr>
+              <w:spacing w:after="0" w:line="264"/>
+            </w:pPr>
+            <w:r>
+              <w:rPr>
+                <w:rFonts w:ascii="Calibri" w:cs="Calibri" w:eastAsia="Calibri" w:hAnsi="Calibri"/>
+                <w:color w:val="14201D"/>
+                <w:sz w:val="19"/>
+                <w:szCs w:val="19"/>
+              </w:rPr>
+              <w:t xml:space="preserve">7</w:t>
+            </w:r>
+          </w:p>
+        </w:tc>
+        <w:tc>
+          <w:tcPr>
+            <w:tcW w:type="dxa" w:w="5200"/>
+            <w:tcMar>
+              <w:top w:type="dxa" w:w="90"/>
+              <w:left w:type="dxa" w:w="120"/>
+              <w:bottom w:type="dxa" w:w="90"/>
+              <w:right w:type="dxa" w:w="120"/>
+            </w:tcMar>
+          </w:tcPr>
+          <w:p>
+            <w:pPr>
+              <w:spacing w:after="0" w:line="264"/>
+            </w:pPr>
+            <w:r>
+              <w:rPr>
+                <w:rFonts w:ascii="Calibri" w:cs="Calibri" w:eastAsia="Calibri" w:hAnsi="Calibri"/>
+                <w:color w:val="14201D"/>
+                <w:sz w:val="19"/>
+                <w:szCs w:val="19"/>
+              </w:rPr>
+              <w:t xml:space="preserve">Certificado de registo criminal</w:t>
+            </w:r>
+          </w:p>
+        </w:tc>
+        <w:tc>
+          <w:tcPr>
+            <w:tcW w:type="dxa" w:w="2700"/>
+            <w:tcMar>
+              <w:top w:type="dxa" w:w="90"/>
+              <w:left w:type="dxa" w:w="120"/>
+              <w:bottom w:type="dxa" w:w="90"/>
+              <w:right w:type="dxa" w:w="120"/>
+            </w:tcMar>
+          </w:tcPr>
+          <w:p>
+            <w:pPr>
+              <w:spacing w:after="0" w:line="264"/>
+            </w:pPr>
+            <w:r>
+              <w:rPr>
+                <w:rFonts w:ascii="Calibri" w:cs="Calibri" w:eastAsia="Calibri" w:hAnsi="Calibri"/>
+                <w:color w:val="14201D"/>
+                <w:sz w:val="19"/>
+                <w:szCs w:val="19"/>
+              </w:rPr>
+              <w:t xml:space="preserve">Emitido há menos de 3 meses</w:t>
             </w:r>
           </w:p>
         </w:tc>

--- a/juridico/7 - Checklist Documental para Aprovacao.docx
+++ b/juridico/7 - Checklist Documental para Aprovacao.docx
@@ -723,7 +723,7 @@
                 <w:sz w:val="19"/>
                 <w:szCs w:val="19"/>
               </w:rPr>
-              <w:t xml:space="preserve">Emitido há menos de 3 meses</w:t>
+              <w:t xml:space="preserve">Emitido há menos de 3 meses e sem nenhuma condenação registada</w:t>
             </w:r>
           </w:p>
         </w:tc>

--- a/juridico/7 - Checklist Documental para Aprovacao.docx
+++ b/juridico/7 - Checklist Documental para Aprovacao.docx
@@ -724,6 +724,163 @@
                 <w:szCs w:val="19"/>
               </w:rPr>
               <w:t xml:space="preserve">Emitido há menos de 3 meses e sem nenhuma condenação registada</w:t>
+            </w:r>
+          </w:p>
+        </w:tc>
+      </w:tr>
+      <w:tr>
+        <w:tc>
+          <w:tcPr>
+            <w:tcW w:type="dxa" w:w="600"/>
+            <w:shd w:fill="F7F5F1" w:val="clear"/>
+            <w:tcMar>
+              <w:top w:type="dxa" w:w="90"/>
+              <w:left w:type="dxa" w:w="120"/>
+              <w:bottom w:type="dxa" w:w="90"/>
+              <w:right w:type="dxa" w:w="120"/>
+            </w:tcMar>
+          </w:tcPr>
+          <w:p>
+            <w:pPr>
+              <w:spacing w:after="0" w:line="264"/>
+            </w:pPr>
+            <w:r>
+              <w:rPr>
+                <w:rFonts w:ascii="Calibri" w:cs="Calibri" w:eastAsia="Calibri" w:hAnsi="Calibri"/>
+                <w:color w:val="14201D"/>
+                <w:sz w:val="19"/>
+                <w:szCs w:val="19"/>
+              </w:rPr>
+              <w:t xml:space="preserve">8</w:t>
+            </w:r>
+          </w:p>
+        </w:tc>
+        <w:tc>
+          <w:tcPr>
+            <w:tcW w:type="dxa" w:w="5200"/>
+            <w:shd w:fill="F7F5F1" w:val="clear"/>
+            <w:tcMar>
+              <w:top w:type="dxa" w:w="90"/>
+              <w:left w:type="dxa" w:w="120"/>
+              <w:bottom w:type="dxa" w:w="90"/>
+              <w:right w:type="dxa" w:w="120"/>
+            </w:tcMar>
+          </w:tcPr>
+          <w:p>
+            <w:pPr>
+              <w:spacing w:after="0" w:line="264"/>
+            </w:pPr>
+            <w:r>
+              <w:rPr>
+                <w:rFonts w:ascii="Calibri" w:cs="Calibri" w:eastAsia="Calibri" w:hAnsi="Calibri"/>
+                <w:color w:val="14201D"/>
+                <w:sz w:val="19"/>
+                <w:szCs w:val="19"/>
+              </w:rPr>
+              <w:t xml:space="preserve">Identificação do proprietário (só veículo de terceiro)</w:t>
+            </w:r>
+          </w:p>
+        </w:tc>
+        <w:tc>
+          <w:tcPr>
+            <w:tcW w:type="dxa" w:w="2700"/>
+            <w:shd w:fill="F7F5F1" w:val="clear"/>
+            <w:tcMar>
+              <w:top w:type="dxa" w:w="90"/>
+              <w:left w:type="dxa" w:w="120"/>
+              <w:bottom w:type="dxa" w:w="90"/>
+              <w:right w:type="dxa" w:w="120"/>
+            </w:tcMar>
+          </w:tcPr>
+          <w:p>
+            <w:pPr>
+              <w:spacing w:after="0" w:line="264"/>
+            </w:pPr>
+            <w:r>
+              <w:rPr>
+                <w:rFonts w:ascii="Calibri" w:cs="Calibri" w:eastAsia="Calibri" w:hAnsi="Calibri"/>
+                <w:color w:val="14201D"/>
+                <w:sz w:val="19"/>
+                <w:szCs w:val="19"/>
+              </w:rPr>
+              <w:t xml:space="preserve">Não exigida</w:t>
+            </w:r>
+          </w:p>
+        </w:tc>
+      </w:tr>
+      <w:tr>
+        <w:tc>
+          <w:tcPr>
+            <w:tcW w:type="dxa" w:w="600"/>
+            <w:tcMar>
+              <w:top w:type="dxa" w:w="90"/>
+              <w:left w:type="dxa" w:w="120"/>
+              <w:bottom w:type="dxa" w:w="90"/>
+              <w:right w:type="dxa" w:w="120"/>
+            </w:tcMar>
+          </w:tcPr>
+          <w:p>
+            <w:pPr>
+              <w:spacing w:after="0" w:line="264"/>
+            </w:pPr>
+            <w:r>
+              <w:rPr>
+                <w:rFonts w:ascii="Calibri" w:cs="Calibri" w:eastAsia="Calibri" w:hAnsi="Calibri"/>
+                <w:color w:val="14201D"/>
+                <w:sz w:val="19"/>
+                <w:szCs w:val="19"/>
+              </w:rPr>
+              <w:t xml:space="preserve">9</w:t>
+            </w:r>
+          </w:p>
+        </w:tc>
+        <w:tc>
+          <w:tcPr>
+            <w:tcW w:type="dxa" w:w="5200"/>
+            <w:tcMar>
+              <w:top w:type="dxa" w:w="90"/>
+              <w:left w:type="dxa" w:w="120"/>
+              <w:bottom w:type="dxa" w:w="90"/>
+              <w:right w:type="dxa" w:w="120"/>
+            </w:tcMar>
+          </w:tcPr>
+          <w:p>
+            <w:pPr>
+              <w:spacing w:after="0" w:line="264"/>
+            </w:pPr>
+            <w:r>
+              <w:rPr>
+                <w:rFonts w:ascii="Calibri" w:cs="Calibri" w:eastAsia="Calibri" w:hAnsi="Calibri"/>
+                <w:color w:val="14201D"/>
+                <w:sz w:val="19"/>
+                <w:szCs w:val="19"/>
+              </w:rPr>
+              <w:t xml:space="preserve">Autorização do proprietário (só veículo de terceiro)</w:t>
+            </w:r>
+          </w:p>
+        </w:tc>
+        <w:tc>
+          <w:tcPr>
+            <w:tcW w:type="dxa" w:w="2700"/>
+            <w:tcMar>
+              <w:top w:type="dxa" w:w="90"/>
+              <w:left w:type="dxa" w:w="120"/>
+              <w:bottom w:type="dxa" w:w="90"/>
+              <w:right w:type="dxa" w:w="120"/>
+            </w:tcMar>
+          </w:tcPr>
+          <w:p>
+            <w:pPr>
+              <w:spacing w:after="0" w:line="264"/>
+            </w:pPr>
+            <w:r>
+              <w:rPr>
+                <w:rFonts w:ascii="Calibri" w:cs="Calibri" w:eastAsia="Calibri" w:hAnsi="Calibri"/>
+                <w:color w:val="14201D"/>
+                <w:sz w:val="19"/>
+                <w:szCs w:val="19"/>
+              </w:rPr>
+              <w:t xml:space="preserve">Assinada; identifica proprietário, motorista e veículo; matrícula e nome do proprietário batem com o cartão de registo</w:t>
             </w:r>
           </w:p>
         </w:tc>

--- a/juridico/7 - Checklist Documental para Aprovacao.docx
+++ b/juridico/7 - Checklist Documental para Aprovacao.docx
@@ -881,6 +881,86 @@
                 <w:szCs w:val="19"/>
               </w:rPr>
               <w:t xml:space="preserve">Assinada; identifica proprietário, motorista e veículo; matrícula e nome do proprietário batem com o cartão de registo</w:t>
+            </w:r>
+          </w:p>
+        </w:tc>
+      </w:tr>
+      <w:tr>
+        <w:tc>
+          <w:tcPr>
+            <w:tcW w:type="dxa" w:w="600"/>
+            <w:shd w:fill="F7F5F1" w:val="clear"/>
+            <w:tcMar>
+              <w:top w:type="dxa" w:w="90"/>
+              <w:left w:type="dxa" w:w="120"/>
+              <w:bottom w:type="dxa" w:w="90"/>
+              <w:right w:type="dxa" w:w="120"/>
+            </w:tcMar>
+          </w:tcPr>
+          <w:p>
+            <w:pPr>
+              <w:spacing w:after="0" w:line="264"/>
+            </w:pPr>
+            <w:r>
+              <w:rPr>
+                <w:rFonts w:ascii="Calibri" w:cs="Calibri" w:eastAsia="Calibri" w:hAnsi="Calibri"/>
+                <w:color w:val="14201D"/>
+                <w:sz w:val="19"/>
+                <w:szCs w:val="19"/>
+              </w:rPr>
+              <w:t xml:space="preserve">10</w:t>
+            </w:r>
+          </w:p>
+        </w:tc>
+        <w:tc>
+          <w:tcPr>
+            <w:tcW w:type="dxa" w:w="5200"/>
+            <w:shd w:fill="F7F5F1" w:val="clear"/>
+            <w:tcMar>
+              <w:top w:type="dxa" w:w="90"/>
+              <w:left w:type="dxa" w:w="120"/>
+              <w:bottom w:type="dxa" w:w="90"/>
+              <w:right w:type="dxa" w:w="120"/>
+            </w:tcMar>
+          </w:tcPr>
+          <w:p>
+            <w:pPr>
+              <w:spacing w:after="0" w:line="264"/>
+            </w:pPr>
+            <w:r>
+              <w:rPr>
+                <w:rFonts w:ascii="Calibri" w:cs="Calibri" w:eastAsia="Calibri" w:hAnsi="Calibri"/>
+                <w:color w:val="14201D"/>
+                <w:sz w:val="19"/>
+                <w:szCs w:val="19"/>
+              </w:rPr>
+              <w:t xml:space="preserve">Cartão do seguro (facultativo — dá o selo «Seguro ✓»)</w:t>
+            </w:r>
+          </w:p>
+        </w:tc>
+        <w:tc>
+          <w:tcPr>
+            <w:tcW w:type="dxa" w:w="2700"/>
+            <w:shd w:fill="F7F5F1" w:val="clear"/>
+            <w:tcMar>
+              <w:top w:type="dxa" w:w="90"/>
+              <w:left w:type="dxa" w:w="120"/>
+              <w:bottom w:type="dxa" w:w="90"/>
+              <w:right w:type="dxa" w:w="120"/>
+            </w:tcMar>
+          </w:tcPr>
+          <w:p>
+            <w:pPr>
+              <w:spacing w:after="0" w:line="264"/>
+            </w:pPr>
+            <w:r>
+              <w:rPr>
+                <w:rFonts w:ascii="Calibri" w:cs="Calibri" w:eastAsia="Calibri" w:hAnsi="Calibri"/>
+                <w:color w:val="14201D"/>
+                <w:sz w:val="19"/>
+                <w:szCs w:val="19"/>
+              </w:rPr>
+              <w:t xml:space="preserve">Data obrigatória; conferir que a apólice cobre o transporte de passageiros</w:t>
             </w:r>
           </w:p>
         </w:tc>
